--- a/Risk_Solutions.docx
+++ b/Risk_Solutions.docx
@@ -4670,6 +4670,12 @@
                 <w:sz w:val="18"/>
               </w:rPr>
             </w:pPr>
+            <w:r>
+              <w:rPr>
+                <w:sz w:val="18"/>
+              </w:rPr>
+              <w:t>CHECKPOINT 2 – Design Patterns (ADR-001)</w:t>
+            </w:r>
           </w:p>
         </w:tc>
         <w:tc>
@@ -4689,6 +4695,13 @@
                 <w:sz w:val="18"/>
               </w:rPr>
             </w:pPr>
+            <w:r>
+              <w:rPr>
+                <w:sz w:val="18"/>
+                <w:lang w:val="en-US"/>
+              </w:rPr>
+              <w:t>30/09</w:t>
+            </w:r>
           </w:p>
         </w:tc>
         <w:tc>
@@ -5795,7 +5808,7 @@
         </w:numPr>
       </w:pPr>
       <w:r>
-        <w:t>Há um alto risco de a seguradora não pagar a glosa (indenização) devido a falhas na documentação.</w:t>
+        <w:t>Há um alto risco de a seguradora recusar o pagamento da indenização (glosa) devido a falhas na documentação.</w:t>
       </w:r>
     </w:p>
     <w:p>
@@ -6754,6 +6767,57 @@
           </w:p>
         </w:tc>
       </w:tr>
+      <w:tr>
+        <w:trPr>
+          <w:trHeight w:val="154"/>
+        </w:trPr>
+        <w:tc>
+          <w:tcPr>
+            <w:tcW w:w="2939" w:type="dxa"/>
+            <w:vAlign w:val="center"/>
+          </w:tcPr>
+          <w:p>
+            <w:pPr>
+              <w:spacing w:before="120" w:after="120" w:line="240" w:lineRule="auto"/>
+              <w:jc w:val="left"/>
+              <w:rPr>
+                <w:sz w:val="24"/>
+                <w:szCs w:val="24"/>
+              </w:rPr>
+            </w:pPr>
+            <w:r>
+              <w:rPr>
+                <w:sz w:val="24"/>
+                <w:szCs w:val="24"/>
+              </w:rPr>
+              <w:t>Administrador (TI)</w:t>
+            </w:r>
+          </w:p>
+        </w:tc>
+        <w:tc>
+          <w:tcPr>
+            <w:tcW w:w="6582" w:type="dxa"/>
+            <w:vAlign w:val="center"/>
+          </w:tcPr>
+          <w:p>
+            <w:pPr>
+              <w:spacing w:before="120" w:after="120" w:line="240" w:lineRule="auto"/>
+              <w:jc w:val="left"/>
+              <w:rPr>
+                <w:sz w:val="24"/>
+                <w:szCs w:val="24"/>
+              </w:rPr>
+            </w:pPr>
+            <w:r>
+              <w:rPr>
+                <w:sz w:val="24"/>
+                <w:szCs w:val="24"/>
+              </w:rPr>
+              <w:t>Cadastrar a hierarquia estrutural (Franquia &gt; Fábricas &gt; Setores) e gerenciar as permissões de acesso.</w:t>
+            </w:r>
+          </w:p>
+        </w:tc>
+      </w:tr>
     </w:tbl>
     <w:p/>
     <w:p/>
@@ -7541,7 +7605,7 @@
           <w:bCs/>
           <w:lang w:eastAsia="en-US"/>
         </w:rPr>
-        <w:t xml:space="preserve">Para viabilizar o desenvolvimento solo sem recursos financeiros, a arquitetura de serviços em nuvem deve ser substituída. </w:t>
+        <w:t xml:space="preserve">Para viabilizar o desenvolvimento do projeto sem recursos financeiros, a arquitetura de serviços em nuvem deve ser substituída. </w:t>
       </w:r>
     </w:p>
     <w:p>
@@ -7620,6 +7684,78 @@
           <w:bCs/>
         </w:rPr>
         <w:t xml:space="preserve"> – Garantir integridade estrutural entre franquias, apólices, vistorias e checklists. </w:t>
+      </w:r>
+    </w:p>
+    <w:p>
+      <w:pPr>
+        <w:pStyle w:val="ListParagraph"/>
+        <w:numPr>
+          <w:ilvl w:val="0"/>
+          <w:numId w:val="14"/>
+        </w:numPr>
+        <w:rPr>
+          <w:bCs/>
+        </w:rPr>
+      </w:pPr>
+      <w:proofErr w:type="spellStart"/>
+      <w:r>
+        <w:rPr>
+          <w:bCs/>
+        </w:rPr>
+        <w:t>Frontend</w:t>
+      </w:r>
+      <w:proofErr w:type="spellEnd"/>
+      <w:r>
+        <w:rPr>
+          <w:bCs/>
+        </w:rPr>
+        <w:t>: aplicativo mobile/web usado pelos vistoriadores em campo e pelos demais perfis.</w:t>
+      </w:r>
+      <w:proofErr w:type="spellStart"/>
+      <w:proofErr w:type="spellEnd"/>
+    </w:p>
+    <w:p>
+      <w:pPr>
+        <w:pStyle w:val="ListParagraph"/>
+        <w:numPr>
+          <w:ilvl w:val="0"/>
+          <w:numId w:val="14"/>
+        </w:numPr>
+        <w:rPr>
+          <w:bCs/>
+        </w:rPr>
+      </w:pPr>
+      <w:proofErr w:type="spellStart"/>
+      <w:r>
+        <w:rPr>
+          <w:bCs/>
+        </w:rPr>
+        <w:t>Worker</w:t>
+      </w:r>
+      <w:proofErr w:type="spellEnd"/>
+      <w:r>
+        <w:rPr>
+          <w:bCs/>
+        </w:rPr>
+        <w:t>: processo separado, em thread isolada, que gera o PDF do laudo e o hash criptográfico da assinatura.</w:t>
+      </w:r>
+      <w:proofErr w:type="spellStart"/>
+      <w:proofErr w:type="spellEnd"/>
+    </w:p>
+    <w:p>
+      <w:pPr>
+        <w:spacing w:before="160"/>
+        <w:rPr>
+          <w:bCs/>
+          <w:lang w:eastAsia="en-US"/>
+        </w:rPr>
+      </w:pPr>
+      <w:r>
+        <w:rPr>
+          <w:bCs/>
+          <w:lang w:eastAsia="en-US"/>
+        </w:rPr>
+        <w:t>As decisões de design ficam registradas em ADRs (docs/adr). O ADR-001 adota o padrão Strategy na validação das respostas do checklist por tipo de norma (sim/não, valor com limite e data).</w:t>
       </w:r>
     </w:p>
     <w:p>
